--- a/Tareas Semanales/TS4/Introducción teórica TS4.docx
+++ b/Tareas Semanales/TS4/Introducción teórica TS4.docx
@@ -195,15 +195,7 @@
         <w:t>≈</w:t>
       </w:r>
       <w:r>
-        <w:t xml:space="preserve"> </w:t>
-      </w:r>
-      <w:proofErr w:type="gramStart"/>
-      <w:r>
-        <w:t>U(</w:t>
-      </w:r>
-      <w:proofErr w:type="gramEnd"/>
-      <w:r>
-        <w:t>-2, 2) representa un desplazamiento aleatorio uniforme de frecuencia, modelando pequeñas fluctuaciones o incertidumbre en la frecuencia de la señal.</w:t>
+        <w:t xml:space="preserve"> U(-2, 2) representa un desplazamiento aleatorio uniforme de frecuencia, modelando pequeñas fluctuaciones o incertidumbre en la frecuencia de la señal.</w:t>
       </w:r>
     </w:p>
     <w:p>
@@ -224,27 +216,7 @@
         <w:rPr>
           <w:rFonts w:cstheme="minorHAnsi"/>
         </w:rPr>
-        <w:t>≈</w:t>
-      </w:r>
-      <w:r>
-        <w:rPr>
-          <w:rFonts w:cstheme="minorHAnsi"/>
-        </w:rPr>
-        <w:t xml:space="preserve"> </w:t>
-      </w:r>
-      <w:proofErr w:type="gramStart"/>
-      <w:r>
-        <w:rPr>
-          <w:rFonts w:cstheme="minorHAnsi"/>
-        </w:rPr>
-        <w:t>N(</w:t>
-      </w:r>
-      <w:proofErr w:type="gramEnd"/>
-      <w:r>
-        <w:rPr>
-          <w:rFonts w:cstheme="minorHAnsi"/>
-        </w:rPr>
-        <w:t>0, sigma</w:t>
+        <w:t>≈ N(0, sigma</w:t>
       </w:r>
       <w:r>
         <w:rPr>
@@ -490,7 +462,6 @@
         <w:t>Distribución uniforme U(</w:t>
       </w:r>
       <w:proofErr w:type="spellStart"/>
-      <w:proofErr w:type="gramStart"/>
       <w:r>
         <w:rPr>
           <w:lang w:val="es-ES"/>
@@ -498,7 +469,6 @@
         <w:t>a,b</w:t>
       </w:r>
       <w:proofErr w:type="spellEnd"/>
-      <w:proofErr w:type="gramEnd"/>
       <w:r>
         <w:rPr>
           <w:lang w:val="es-ES"/>
@@ -540,18 +510,7 @@
         <w:t>≈</w:t>
       </w:r>
       <w:r>
-        <w:t xml:space="preserve"> </w:t>
-      </w:r>
-      <w:proofErr w:type="gramStart"/>
-      <w:r>
-        <w:t>U(</w:t>
-      </w:r>
-      <w:proofErr w:type="gramEnd"/>
-      <w:r>
-        <w:t>-2, 2)</w:t>
-      </w:r>
-      <w:r>
-        <w:t xml:space="preserve"> modela un desplazamiento de frecuencia aleatorio con igual probabilidad en el rango dado.</w:t>
+        <w:t xml:space="preserve"> U(-2, 2) modela un desplazamiento de frecuencia aleatorio con igual probabilidad en el rango dado.</w:t>
       </w:r>
     </w:p>
     <w:p>
@@ -566,41 +525,13 @@
         </w:rPr>
       </w:pPr>
       <w:r>
-        <w:t xml:space="preserve">Distribución normal </w:t>
-      </w:r>
-      <w:proofErr w:type="gramStart"/>
-      <w:r>
-        <w:t>N(</w:t>
-      </w:r>
-      <w:proofErr w:type="gramEnd"/>
-      <w:r>
-        <w:t xml:space="preserve">mu, sigma^2): la variable aleatoria tiene mayor probabilidad cerca de la media mu y menor probabilidad cuanto más se aleja de mu. El ruido na(n) </w:t>
+        <w:t xml:space="preserve">Distribución normal N(mu, sigma^2): la variable aleatoria tiene mayor probabilidad cerca de la media mu y menor probabilidad cuanto más se aleja de mu. El ruido na(n) </w:t>
       </w:r>
       <w:r>
         <w:rPr>
           <w:rFonts w:cstheme="minorHAnsi"/>
         </w:rPr>
-        <w:t>≈</w:t>
-      </w:r>
-      <w:r>
-        <w:rPr>
-          <w:rFonts w:cstheme="minorHAnsi"/>
-        </w:rPr>
-        <w:t xml:space="preserve"> </w:t>
-      </w:r>
-      <w:proofErr w:type="gramStart"/>
-      <w:r>
-        <w:rPr>
-          <w:rFonts w:cstheme="minorHAnsi"/>
-        </w:rPr>
-        <w:t>N(</w:t>
-      </w:r>
-      <w:proofErr w:type="gramEnd"/>
-      <w:r>
-        <w:rPr>
-          <w:rFonts w:cstheme="minorHAnsi"/>
-        </w:rPr>
-        <w:t>0, sigma^2) sigue esta distribución.</w:t>
+        <w:t>≈ N(0, sigma^2) sigue esta distribución.</w:t>
       </w:r>
     </w:p>
     <w:p>
@@ -673,21 +604,7 @@
         <w:rPr>
           <w:lang w:val="es-ES"/>
         </w:rPr>
-        <w:t>= sum</w:t>
-      </w:r>
-      <w:proofErr w:type="gramStart"/>
-      <w:r>
-        <w:rPr>
-          <w:lang w:val="es-ES"/>
-        </w:rPr>
-        <w:t>_{</w:t>
-      </w:r>
-      <w:proofErr w:type="gramEnd"/>
-      <w:r>
-        <w:rPr>
-          <w:lang w:val="es-ES"/>
-        </w:rPr>
-        <w:t xml:space="preserve">n = 0}^{N – 1} x(n) * e^(-j*2*pi*k*n/N), k = 0, 1, </w:t>
+        <w:t xml:space="preserve">= sum_{n = 0}^{N – 1} x(n) * e^(-j*2*pi*k*n/N), k = 0, 1, </w:t>
       </w:r>
       <w:r>
         <w:rPr>
@@ -1113,8 +1030,6 @@
         </w:rPr>
         <w:t>Es decir, la amplitud se obtiene evaluando el módulo de la DFT en la frecuencia nominal omega0, mientras que la frecuencia se estima buscando el máximo del espectro de la señal ventana.</w:t>
       </w:r>
-      <w:bookmarkStart w:id="0" w:name="_GoBack"/>
-      <w:bookmarkEnd w:id="0"/>
     </w:p>
     <w:p>
       <w:pPr>
@@ -1289,6 +1204,632 @@
         <w:tab/>
         <w:t>De manera análoga, se puede calcular el sesgo y varianza del estimador de frecuencias omega1.</w:t>
       </w:r>
+    </w:p>
+    <w:p>
+      <w:pPr>
+        <w:rPr>
+          <w:lang w:val="es-ES"/>
+        </w:rPr>
+      </w:pPr>
+    </w:p>
+    <w:p>
+      <w:pPr>
+        <w:pStyle w:val="NormalWeb"/>
+      </w:pPr>
+      <w:proofErr w:type="spellStart"/>
+      <w:r>
+        <w:t>Estimación</w:t>
+      </w:r>
+      <w:proofErr w:type="spellEnd"/>
+      <w:r>
+        <w:t xml:space="preserve"> </w:t>
+      </w:r>
+      <w:proofErr w:type="spellStart"/>
+      <w:r>
+        <w:t>espectral</w:t>
+      </w:r>
+      <w:proofErr w:type="spellEnd"/>
+    </w:p>
+    <w:p>
+      <w:pPr>
+        <w:pStyle w:val="NormalWeb"/>
+      </w:pPr>
+      <w:r>
+        <w:lastRenderedPageBreak/>
+        <w:t xml:space="preserve">El </w:t>
+      </w:r>
+      <w:proofErr w:type="spellStart"/>
+      <w:r>
+        <w:t>análisis</w:t>
+      </w:r>
+      <w:proofErr w:type="spellEnd"/>
+      <w:r>
+        <w:t xml:space="preserve"> </w:t>
+      </w:r>
+      <w:proofErr w:type="spellStart"/>
+      <w:r>
+        <w:t>espectral</w:t>
+      </w:r>
+      <w:proofErr w:type="spellEnd"/>
+      <w:r>
+        <w:t xml:space="preserve"> </w:t>
+      </w:r>
+      <w:proofErr w:type="spellStart"/>
+      <w:r>
+        <w:t>es</w:t>
+      </w:r>
+      <w:proofErr w:type="spellEnd"/>
+      <w:r>
+        <w:t xml:space="preserve"> fundamental para el </w:t>
+      </w:r>
+      <w:proofErr w:type="spellStart"/>
+      <w:r>
+        <w:t>procesamiento</w:t>
+      </w:r>
+      <w:proofErr w:type="spellEnd"/>
+      <w:r>
+        <w:t xml:space="preserve"> digital de </w:t>
+      </w:r>
+      <w:proofErr w:type="spellStart"/>
+      <w:r>
+        <w:t>señales</w:t>
+      </w:r>
+      <w:proofErr w:type="spellEnd"/>
+      <w:r>
+        <w:t xml:space="preserve">, </w:t>
+      </w:r>
+      <w:proofErr w:type="spellStart"/>
+      <w:r>
+        <w:t>ya</w:t>
+      </w:r>
+      <w:proofErr w:type="spellEnd"/>
+      <w:r>
+        <w:t xml:space="preserve"> que </w:t>
+      </w:r>
+      <w:proofErr w:type="spellStart"/>
+      <w:r>
+        <w:t>permite</w:t>
+      </w:r>
+      <w:proofErr w:type="spellEnd"/>
+      <w:r>
+        <w:t xml:space="preserve"> </w:t>
+      </w:r>
+      <w:proofErr w:type="spellStart"/>
+      <w:r>
+        <w:t>medir</w:t>
+      </w:r>
+      <w:proofErr w:type="spellEnd"/>
+      <w:r>
+        <w:t xml:space="preserve">, </w:t>
+      </w:r>
+      <w:proofErr w:type="spellStart"/>
+      <w:r>
+        <w:t>estimar</w:t>
+      </w:r>
+      <w:proofErr w:type="spellEnd"/>
+      <w:r>
+        <w:t xml:space="preserve"> y </w:t>
+      </w:r>
+      <w:proofErr w:type="spellStart"/>
+      <w:r>
+        <w:t>caracterizar</w:t>
+      </w:r>
+      <w:proofErr w:type="spellEnd"/>
+      <w:r>
+        <w:t xml:space="preserve"> </w:t>
+      </w:r>
+      <w:proofErr w:type="spellStart"/>
+      <w:r>
+        <w:t>cómo</w:t>
+      </w:r>
+      <w:proofErr w:type="spellEnd"/>
+      <w:r>
+        <w:t xml:space="preserve"> se </w:t>
+      </w:r>
+      <w:proofErr w:type="spellStart"/>
+      <w:r>
+        <w:t>distribuye</w:t>
+      </w:r>
+      <w:proofErr w:type="spellEnd"/>
+      <w:r>
+        <w:t xml:space="preserve"> la </w:t>
+      </w:r>
+      <w:proofErr w:type="spellStart"/>
+      <w:r>
+        <w:t>energía</w:t>
+      </w:r>
+      <w:proofErr w:type="spellEnd"/>
+      <w:r>
+        <w:t xml:space="preserve"> o la </w:t>
+      </w:r>
+      <w:proofErr w:type="spellStart"/>
+      <w:r>
+        <w:t>potencia</w:t>
+      </w:r>
+      <w:proofErr w:type="spellEnd"/>
+      <w:r>
+        <w:t xml:space="preserve"> de </w:t>
+      </w:r>
+      <w:proofErr w:type="spellStart"/>
+      <w:r>
+        <w:t>una</w:t>
+      </w:r>
+      <w:proofErr w:type="spellEnd"/>
+      <w:r>
+        <w:t xml:space="preserve"> </w:t>
+      </w:r>
+      <w:proofErr w:type="spellStart"/>
+      <w:r>
+        <w:t>señal</w:t>
+      </w:r>
+      <w:proofErr w:type="spellEnd"/>
+      <w:r>
+        <w:t xml:space="preserve"> </w:t>
+      </w:r>
+      <w:proofErr w:type="spellStart"/>
+      <w:r>
+        <w:t>en</w:t>
+      </w:r>
+      <w:proofErr w:type="spellEnd"/>
+      <w:r>
+        <w:t xml:space="preserve"> el </w:t>
+      </w:r>
+      <w:proofErr w:type="spellStart"/>
+      <w:r>
+        <w:t>dominio</w:t>
+      </w:r>
+      <w:proofErr w:type="spellEnd"/>
+      <w:r>
+        <w:t xml:space="preserve"> de la </w:t>
+      </w:r>
+      <w:proofErr w:type="spellStart"/>
+      <w:r>
+        <w:t>frecuencia</w:t>
+      </w:r>
+      <w:proofErr w:type="spellEnd"/>
+      <w:r>
+        <w:t xml:space="preserve">. </w:t>
+      </w:r>
+      <w:proofErr w:type="spellStart"/>
+      <w:r>
+        <w:t>Puede</w:t>
+      </w:r>
+      <w:proofErr w:type="spellEnd"/>
+      <w:r>
+        <w:t xml:space="preserve"> </w:t>
+      </w:r>
+      <w:proofErr w:type="spellStart"/>
+      <w:r>
+        <w:t>aplicarse</w:t>
+      </w:r>
+      <w:proofErr w:type="spellEnd"/>
+      <w:r>
+        <w:t xml:space="preserve"> </w:t>
+      </w:r>
+      <w:proofErr w:type="spellStart"/>
+      <w:r>
+        <w:t>tanto</w:t>
+      </w:r>
+      <w:proofErr w:type="spellEnd"/>
+      <w:r>
+        <w:t xml:space="preserve"> a </w:t>
+      </w:r>
+      <w:proofErr w:type="spellStart"/>
+      <w:r>
+        <w:t>señales</w:t>
+      </w:r>
+      <w:proofErr w:type="spellEnd"/>
+      <w:r>
+        <w:t xml:space="preserve"> </w:t>
+      </w:r>
+      <w:proofErr w:type="spellStart"/>
+      <w:r>
+        <w:t>determinísticas</w:t>
+      </w:r>
+      <w:proofErr w:type="spellEnd"/>
+      <w:r>
+        <w:t xml:space="preserve"> </w:t>
+      </w:r>
+      <w:proofErr w:type="spellStart"/>
+      <w:r>
+        <w:t>como</w:t>
+      </w:r>
+      <w:proofErr w:type="spellEnd"/>
+      <w:r>
+        <w:t xml:space="preserve"> </w:t>
+      </w:r>
+      <w:proofErr w:type="spellStart"/>
+      <w:r>
+        <w:t>probabilísticas</w:t>
+      </w:r>
+      <w:proofErr w:type="spellEnd"/>
+      <w:r>
+        <w:t xml:space="preserve">. </w:t>
+      </w:r>
+    </w:p>
+    <w:p>
+      <w:pPr>
+        <w:pStyle w:val="NormalWeb"/>
+      </w:pPr>
+      <w:proofErr w:type="spellStart"/>
+      <w:r>
+        <w:t>En</w:t>
+      </w:r>
+      <w:proofErr w:type="spellEnd"/>
+      <w:r>
+        <w:t xml:space="preserve"> general, </w:t>
+      </w:r>
+      <w:proofErr w:type="spellStart"/>
+      <w:r>
+        <w:t>los</w:t>
+      </w:r>
+      <w:proofErr w:type="spellEnd"/>
+      <w:r>
+        <w:t xml:space="preserve"> </w:t>
+      </w:r>
+      <w:proofErr w:type="spellStart"/>
+      <w:r>
+        <w:t>problemas</w:t>
+      </w:r>
+      <w:proofErr w:type="spellEnd"/>
+      <w:r>
+        <w:t xml:space="preserve"> del </w:t>
+      </w:r>
+      <w:proofErr w:type="spellStart"/>
+      <w:r>
+        <w:t>análisis</w:t>
+      </w:r>
+      <w:proofErr w:type="spellEnd"/>
+      <w:r>
+        <w:t xml:space="preserve"> </w:t>
+      </w:r>
+      <w:proofErr w:type="spellStart"/>
+      <w:r>
+        <w:t>espectral</w:t>
+      </w:r>
+      <w:proofErr w:type="spellEnd"/>
+      <w:r>
+        <w:t xml:space="preserve"> </w:t>
+      </w:r>
+      <w:proofErr w:type="spellStart"/>
+      <w:r>
+        <w:t>empiezan</w:t>
+      </w:r>
+      <w:proofErr w:type="spellEnd"/>
+      <w:r>
+        <w:t xml:space="preserve"> con </w:t>
+      </w:r>
+      <w:proofErr w:type="spellStart"/>
+      <w:r>
+        <w:t>funciones</w:t>
+      </w:r>
+      <w:proofErr w:type="spellEnd"/>
+      <w:r>
+        <w:t xml:space="preserve"> </w:t>
+      </w:r>
+      <w:proofErr w:type="spellStart"/>
+      <w:r>
+        <w:t>en</w:t>
+      </w:r>
+      <w:proofErr w:type="spellEnd"/>
+      <w:r>
+        <w:t xml:space="preserve"> el </w:t>
+      </w:r>
+      <w:proofErr w:type="spellStart"/>
+      <w:r>
+        <w:t>dominio</w:t>
+      </w:r>
+      <w:proofErr w:type="spellEnd"/>
+      <w:r>
+        <w:t xml:space="preserve"> continuo, las </w:t>
+      </w:r>
+      <w:proofErr w:type="spellStart"/>
+      <w:r>
+        <w:t>cuales</w:t>
+      </w:r>
+      <w:proofErr w:type="spellEnd"/>
+      <w:r>
+        <w:t xml:space="preserve"> son </w:t>
+      </w:r>
+      <w:proofErr w:type="spellStart"/>
+      <w:r>
+        <w:t>muestreadas</w:t>
+      </w:r>
+      <w:proofErr w:type="spellEnd"/>
+      <w:r>
+        <w:t xml:space="preserve"> </w:t>
+      </w:r>
+      <w:proofErr w:type="spellStart"/>
+      <w:r>
+        <w:t>por</w:t>
+      </w:r>
+      <w:proofErr w:type="spellEnd"/>
+      <w:r>
+        <w:t xml:space="preserve"> </w:t>
+      </w:r>
+      <w:proofErr w:type="spellStart"/>
+      <w:r>
+        <w:t>otra</w:t>
+      </w:r>
+      <w:proofErr w:type="spellEnd"/>
+      <w:r>
+        <w:t xml:space="preserve"> </w:t>
+      </w:r>
+      <w:proofErr w:type="spellStart"/>
+      <w:r>
+        <w:t>señal</w:t>
+      </w:r>
+      <w:proofErr w:type="spellEnd"/>
+      <w:r>
+        <w:t xml:space="preserve">, con el </w:t>
+      </w:r>
+      <w:proofErr w:type="spellStart"/>
+      <w:r>
+        <w:t>objetivo</w:t>
+      </w:r>
+      <w:proofErr w:type="spellEnd"/>
+      <w:r>
+        <w:t xml:space="preserve"> de </w:t>
+      </w:r>
+      <w:proofErr w:type="spellStart"/>
+      <w:r>
+        <w:t>producir</w:t>
+      </w:r>
+      <w:proofErr w:type="spellEnd"/>
+      <w:r>
+        <w:t xml:space="preserve"> </w:t>
+      </w:r>
+      <w:proofErr w:type="spellStart"/>
+      <w:r>
+        <w:t>una</w:t>
+      </w:r>
+      <w:proofErr w:type="spellEnd"/>
+      <w:r>
+        <w:t xml:space="preserve"> </w:t>
+      </w:r>
+      <w:proofErr w:type="spellStart"/>
+      <w:r>
+        <w:t>señal</w:t>
+      </w:r>
+      <w:proofErr w:type="spellEnd"/>
+      <w:r>
+        <w:t xml:space="preserve"> digital x[n]. </w:t>
+      </w:r>
+    </w:p>
+    <w:p>
+      <w:pPr>
+        <w:pStyle w:val="NormalWeb"/>
+      </w:pPr>
+      <w:r>
+        <w:t xml:space="preserve">Hay dos </w:t>
+      </w:r>
+      <w:proofErr w:type="spellStart"/>
+      <w:r>
+        <w:t>problemas</w:t>
+      </w:r>
+      <w:proofErr w:type="spellEnd"/>
+      <w:r>
+        <w:t xml:space="preserve"> </w:t>
+      </w:r>
+      <w:proofErr w:type="spellStart"/>
+      <w:r>
+        <w:t>fundamentales</w:t>
+      </w:r>
+      <w:proofErr w:type="spellEnd"/>
+      <w:r>
+        <w:t xml:space="preserve"> que </w:t>
+      </w:r>
+      <w:proofErr w:type="spellStart"/>
+      <w:r>
+        <w:t>afectan</w:t>
+      </w:r>
+      <w:proofErr w:type="spellEnd"/>
+      <w:r>
+        <w:t xml:space="preserve"> a la </w:t>
+      </w:r>
+      <w:proofErr w:type="spellStart"/>
+      <w:r>
+        <w:t>medición</w:t>
+      </w:r>
+      <w:proofErr w:type="spellEnd"/>
+      <w:r>
+        <w:t xml:space="preserve"> de </w:t>
+      </w:r>
+      <w:proofErr w:type="spellStart"/>
+      <w:r>
+        <w:t>frecuencias</w:t>
+      </w:r>
+      <w:proofErr w:type="spellEnd"/>
+      <w:r>
+        <w:t xml:space="preserve">: </w:t>
+      </w:r>
+      <w:proofErr w:type="spellStart"/>
+      <w:r>
+        <w:t>ventaneo</w:t>
+      </w:r>
+      <w:proofErr w:type="spellEnd"/>
+      <w:r>
+        <w:t xml:space="preserve"> y </w:t>
+      </w:r>
+      <w:proofErr w:type="spellStart"/>
+      <w:r>
+        <w:t>frecuencia</w:t>
+      </w:r>
+      <w:proofErr w:type="spellEnd"/>
+      <w:r>
+        <w:t xml:space="preserve"> de </w:t>
+      </w:r>
+      <w:proofErr w:type="spellStart"/>
+      <w:r>
+        <w:t>muestreo</w:t>
+      </w:r>
+      <w:proofErr w:type="spellEnd"/>
+      <w:r>
+        <w:t xml:space="preserve">. </w:t>
+      </w:r>
+    </w:p>
+    <w:p>
+      <w:pPr>
+        <w:pStyle w:val="NormalWeb"/>
+      </w:pPr>
+      <w:r>
+        <w:t xml:space="preserve">La </w:t>
+      </w:r>
+      <w:proofErr w:type="spellStart"/>
+      <w:r>
+        <w:t>caracterización</w:t>
+      </w:r>
+      <w:proofErr w:type="spellEnd"/>
+      <w:r>
+        <w:t xml:space="preserve"> de </w:t>
+      </w:r>
+      <w:proofErr w:type="spellStart"/>
+      <w:r>
+        <w:t>señales</w:t>
+      </w:r>
+      <w:proofErr w:type="spellEnd"/>
+      <w:r>
+        <w:t xml:space="preserve"> </w:t>
+      </w:r>
+      <w:proofErr w:type="spellStart"/>
+      <w:r>
+        <w:t>en</w:t>
+      </w:r>
+      <w:proofErr w:type="spellEnd"/>
+      <w:r>
+        <w:t xml:space="preserve"> el </w:t>
+      </w:r>
+      <w:proofErr w:type="spellStart"/>
+      <w:r>
+        <w:t>dominio</w:t>
+      </w:r>
+      <w:proofErr w:type="spellEnd"/>
+      <w:r>
+        <w:t xml:space="preserve"> de la </w:t>
+      </w:r>
+      <w:proofErr w:type="spellStart"/>
+      <w:r>
+        <w:t>frecuencia</w:t>
+      </w:r>
+      <w:proofErr w:type="spellEnd"/>
+      <w:r>
+        <w:t xml:space="preserve"> </w:t>
+      </w:r>
+      <w:proofErr w:type="spellStart"/>
+      <w:r>
+        <w:t>resulta</w:t>
+      </w:r>
+      <w:proofErr w:type="spellEnd"/>
+      <w:r>
+        <w:t xml:space="preserve"> </w:t>
+      </w:r>
+      <w:proofErr w:type="spellStart"/>
+      <w:r>
+        <w:t>sencilla</w:t>
+      </w:r>
+      <w:proofErr w:type="spellEnd"/>
+      <w:r>
+        <w:t>:</w:t>
+      </w:r>
+    </w:p>
+    <w:p>
+      <w:pPr>
+        <w:pStyle w:val="NormalWeb"/>
+        <w:numPr>
+          <w:ilvl w:val="0"/>
+          <w:numId w:val="8"/>
+        </w:numPr>
+        <w:rPr>
+          <w:lang w:val="es-ES"/>
+        </w:rPr>
+      </w:pPr>
+      <w:r>
+        <w:rPr>
+          <w:lang w:val="es-ES"/>
+        </w:rPr>
+        <w:t>Una señal sinusoidal infinita tiene todo su espectro concentrado en dos frecuencias, w0 y -w0.</w:t>
+      </w:r>
+    </w:p>
+    <w:p>
+      <w:pPr>
+        <w:pStyle w:val="NormalWeb"/>
+        <w:numPr>
+          <w:ilvl w:val="0"/>
+          <w:numId w:val="8"/>
+        </w:numPr>
+        <w:rPr>
+          <w:lang w:val="es-ES"/>
+        </w:rPr>
+      </w:pPr>
+      <w:r>
+        <w:rPr>
+          <w:lang w:val="es-ES"/>
+        </w:rPr>
+        <w:t>La Transformada Discreta de Fourier en el tiempo discreto (DTFT) permite un análisis con resolución infinita en frecuencias.</w:t>
+      </w:r>
+    </w:p>
+    <w:p>
+      <w:pPr>
+        <w:pStyle w:val="NormalWeb"/>
+        <w:rPr>
+          <w:lang w:val="es-ES"/>
+        </w:rPr>
+      </w:pPr>
+      <w:r>
+        <w:rPr>
+          <w:lang w:val="es-ES"/>
+        </w:rPr>
+        <w:t xml:space="preserve">Sin embargo, estas condiciones no se cumplen en la práctica. No es posible analizar señales de duración finita, por lo que se trabaja con segmentos temporales finitos. Esto introduce efectos de ventaneo, que modifican el espectro observado. Además, al muestrear una señal continua, se debe elegir una frecuencia de muestreo adecuada para evitar aliasing. </w:t>
+      </w:r>
+    </w:p>
+    <w:p>
+      <w:pPr>
+        <w:pStyle w:val="NormalWeb"/>
+        <w:rPr>
+          <w:lang w:val="es-ES"/>
+        </w:rPr>
+      </w:pPr>
+      <w:r>
+        <w:rPr>
+          <w:lang w:val="es-ES"/>
+        </w:rPr>
+        <w:t xml:space="preserve">Por estas razones, en aplicaciones reales se utilizan versiones discretas y computacionales de la transformada, como la </w:t>
+      </w:r>
+      <w:r>
+        <w:rPr>
+          <w:rStyle w:val="Textoennegrita"/>
+          <w:lang w:val="es-ES"/>
+        </w:rPr>
+        <w:t>DFT</w:t>
+      </w:r>
+      <w:r>
+        <w:rPr>
+          <w:lang w:val="es-ES"/>
+        </w:rPr>
+        <w:t xml:space="preserve"> y su implementación eficiente, la </w:t>
+      </w:r>
+      <w:r>
+        <w:rPr>
+          <w:rStyle w:val="Textoennegrita"/>
+          <w:lang w:val="es-ES"/>
+        </w:rPr>
+        <w:t>FFT</w:t>
+      </w:r>
+      <w:r>
+        <w:rPr>
+          <w:lang w:val="es-ES"/>
+        </w:rPr>
+        <w:t>, que permiten obtener estimaciones espectrales a partir de señales digitales de duración finita.</w:t>
+      </w:r>
+    </w:p>
+    <w:p>
+      <w:pPr>
+        <w:rPr>
+          <w:lang w:val="es-ES"/>
+        </w:rPr>
+      </w:pPr>
+      <w:bookmarkStart w:id="0" w:name="_GoBack"/>
+      <w:bookmarkEnd w:id="0"/>
     </w:p>
     <w:sectPr>
       <w:pgSz w:w="12240" w:h="15840"/>
@@ -1755,6 +2296,155 @@
     </w:lvl>
   </w:abstractNum>
   <w:abstractNum w:abstractNumId="4" w15:restartNumberingAfterBreak="0">
+    <w:nsid w:val="284517C1"/>
+    <w:multiLevelType w:val="multilevel"/>
+    <w:tmpl w:val="F0F0B246"/>
+    <w:lvl w:ilvl="0">
+      <w:start w:val="1"/>
+      <w:numFmt w:val="bullet"/>
+      <w:lvlText w:val=""/>
+      <w:lvlJc w:val="left"/>
+      <w:pPr>
+        <w:tabs>
+          <w:tab w:val="num" w:pos="720"/>
+        </w:tabs>
+        <w:ind w:left="720" w:hanging="360"/>
+      </w:pPr>
+      <w:rPr>
+        <w:rFonts w:ascii="Symbol" w:hAnsi="Symbol" w:hint="default"/>
+        <w:sz w:val="20"/>
+      </w:rPr>
+    </w:lvl>
+    <w:lvl w:ilvl="1" w:tentative="1">
+      <w:start w:val="1"/>
+      <w:numFmt w:val="bullet"/>
+      <w:lvlText w:val="o"/>
+      <w:lvlJc w:val="left"/>
+      <w:pPr>
+        <w:tabs>
+          <w:tab w:val="num" w:pos="1440"/>
+        </w:tabs>
+        <w:ind w:left="1440" w:hanging="360"/>
+      </w:pPr>
+      <w:rPr>
+        <w:rFonts w:ascii="Courier New" w:hAnsi="Courier New" w:hint="default"/>
+        <w:sz w:val="20"/>
+      </w:rPr>
+    </w:lvl>
+    <w:lvl w:ilvl="2" w:tentative="1">
+      <w:start w:val="1"/>
+      <w:numFmt w:val="bullet"/>
+      <w:lvlText w:val=""/>
+      <w:lvlJc w:val="left"/>
+      <w:pPr>
+        <w:tabs>
+          <w:tab w:val="num" w:pos="2160"/>
+        </w:tabs>
+        <w:ind w:left="2160" w:hanging="360"/>
+      </w:pPr>
+      <w:rPr>
+        <w:rFonts w:ascii="Wingdings" w:hAnsi="Wingdings" w:hint="default"/>
+        <w:sz w:val="20"/>
+      </w:rPr>
+    </w:lvl>
+    <w:lvl w:ilvl="3" w:tentative="1">
+      <w:start w:val="1"/>
+      <w:numFmt w:val="bullet"/>
+      <w:lvlText w:val=""/>
+      <w:lvlJc w:val="left"/>
+      <w:pPr>
+        <w:tabs>
+          <w:tab w:val="num" w:pos="2880"/>
+        </w:tabs>
+        <w:ind w:left="2880" w:hanging="360"/>
+      </w:pPr>
+      <w:rPr>
+        <w:rFonts w:ascii="Wingdings" w:hAnsi="Wingdings" w:hint="default"/>
+        <w:sz w:val="20"/>
+      </w:rPr>
+    </w:lvl>
+    <w:lvl w:ilvl="4" w:tentative="1">
+      <w:start w:val="1"/>
+      <w:numFmt w:val="bullet"/>
+      <w:lvlText w:val=""/>
+      <w:lvlJc w:val="left"/>
+      <w:pPr>
+        <w:tabs>
+          <w:tab w:val="num" w:pos="3600"/>
+        </w:tabs>
+        <w:ind w:left="3600" w:hanging="360"/>
+      </w:pPr>
+      <w:rPr>
+        <w:rFonts w:ascii="Wingdings" w:hAnsi="Wingdings" w:hint="default"/>
+        <w:sz w:val="20"/>
+      </w:rPr>
+    </w:lvl>
+    <w:lvl w:ilvl="5" w:tentative="1">
+      <w:start w:val="1"/>
+      <w:numFmt w:val="bullet"/>
+      <w:lvlText w:val=""/>
+      <w:lvlJc w:val="left"/>
+      <w:pPr>
+        <w:tabs>
+          <w:tab w:val="num" w:pos="4320"/>
+        </w:tabs>
+        <w:ind w:left="4320" w:hanging="360"/>
+      </w:pPr>
+      <w:rPr>
+        <w:rFonts w:ascii="Wingdings" w:hAnsi="Wingdings" w:hint="default"/>
+        <w:sz w:val="20"/>
+      </w:rPr>
+    </w:lvl>
+    <w:lvl w:ilvl="6" w:tentative="1">
+      <w:start w:val="1"/>
+      <w:numFmt w:val="bullet"/>
+      <w:lvlText w:val=""/>
+      <w:lvlJc w:val="left"/>
+      <w:pPr>
+        <w:tabs>
+          <w:tab w:val="num" w:pos="5040"/>
+        </w:tabs>
+        <w:ind w:left="5040" w:hanging="360"/>
+      </w:pPr>
+      <w:rPr>
+        <w:rFonts w:ascii="Wingdings" w:hAnsi="Wingdings" w:hint="default"/>
+        <w:sz w:val="20"/>
+      </w:rPr>
+    </w:lvl>
+    <w:lvl w:ilvl="7" w:tentative="1">
+      <w:start w:val="1"/>
+      <w:numFmt w:val="bullet"/>
+      <w:lvlText w:val=""/>
+      <w:lvlJc w:val="left"/>
+      <w:pPr>
+        <w:tabs>
+          <w:tab w:val="num" w:pos="5760"/>
+        </w:tabs>
+        <w:ind w:left="5760" w:hanging="360"/>
+      </w:pPr>
+      <w:rPr>
+        <w:rFonts w:ascii="Wingdings" w:hAnsi="Wingdings" w:hint="default"/>
+        <w:sz w:val="20"/>
+      </w:rPr>
+    </w:lvl>
+    <w:lvl w:ilvl="8" w:tentative="1">
+      <w:start w:val="1"/>
+      <w:numFmt w:val="bullet"/>
+      <w:lvlText w:val=""/>
+      <w:lvlJc w:val="left"/>
+      <w:pPr>
+        <w:tabs>
+          <w:tab w:val="num" w:pos="6480"/>
+        </w:tabs>
+        <w:ind w:left="6480" w:hanging="360"/>
+      </w:pPr>
+      <w:rPr>
+        <w:rFonts w:ascii="Wingdings" w:hAnsi="Wingdings" w:hint="default"/>
+        <w:sz w:val="20"/>
+      </w:rPr>
+    </w:lvl>
+  </w:abstractNum>
+  <w:abstractNum w:abstractNumId="5" w15:restartNumberingAfterBreak="0">
     <w:nsid w:val="28767B45"/>
     <w:multiLevelType w:val="hybridMultilevel"/>
     <w:tmpl w:val="26AC1276"/>
@@ -1843,7 +2533,7 @@
       </w:pPr>
     </w:lvl>
   </w:abstractNum>
-  <w:abstractNum w:abstractNumId="5" w15:restartNumberingAfterBreak="0">
+  <w:abstractNum w:abstractNumId="6" w15:restartNumberingAfterBreak="0">
     <w:nsid w:val="33E470EA"/>
     <w:multiLevelType w:val="hybridMultilevel"/>
     <w:tmpl w:val="DDCEECC0"/>
@@ -1932,7 +2622,7 @@
       </w:pPr>
     </w:lvl>
   </w:abstractNum>
-  <w:abstractNum w:abstractNumId="6" w15:restartNumberingAfterBreak="0">
+  <w:abstractNum w:abstractNumId="7" w15:restartNumberingAfterBreak="0">
     <w:nsid w:val="55031C20"/>
     <w:multiLevelType w:val="hybridMultilevel"/>
     <w:tmpl w:val="726AF13E"/>
@@ -2046,16 +2736,16 @@
     </w:lvl>
   </w:abstractNum>
   <w:num w:numId="1">
-    <w:abstractNumId w:val="4"/>
+    <w:abstractNumId w:val="5"/>
   </w:num>
   <w:num w:numId="2">
     <w:abstractNumId w:val="0"/>
   </w:num>
   <w:num w:numId="3">
-    <w:abstractNumId w:val="6"/>
+    <w:abstractNumId w:val="7"/>
   </w:num>
   <w:num w:numId="4">
-    <w:abstractNumId w:val="5"/>
+    <w:abstractNumId w:val="6"/>
   </w:num>
   <w:num w:numId="5">
     <w:abstractNumId w:val="2"/>
@@ -2065,6 +2755,9 @@
   </w:num>
   <w:num w:numId="7">
     <w:abstractNumId w:val="3"/>
+  </w:num>
+  <w:num w:numId="8">
+    <w:abstractNumId w:val="4"/>
   </w:num>
 </w:numbering>
 </file>
@@ -2504,6 +3197,34 @@
       <w:contextualSpacing/>
     </w:pPr>
   </w:style>
+  <w:style w:type="paragraph" w:styleId="NormalWeb">
+    <w:name w:val="Normal (Web)"/>
+    <w:basedOn w:val="Normal"/>
+    <w:uiPriority w:val="99"/>
+    <w:semiHidden/>
+    <w:unhideWhenUsed/>
+    <w:rsid w:val="007D340D"/>
+    <w:pPr>
+      <w:spacing w:before="100" w:beforeAutospacing="1" w:after="100" w:afterAutospacing="1" w:line="240" w:lineRule="auto"/>
+    </w:pPr>
+    <w:rPr>
+      <w:rFonts w:ascii="Times New Roman" w:eastAsia="Times New Roman" w:hAnsi="Times New Roman" w:cs="Times New Roman"/>
+      <w:sz w:val="24"/>
+      <w:szCs w:val="24"/>
+      <w:lang w:val="en-US"/>
+    </w:rPr>
+  </w:style>
+  <w:style w:type="character" w:styleId="Textoennegrita">
+    <w:name w:val="Strong"/>
+    <w:basedOn w:val="Fuentedeprrafopredeter"/>
+    <w:uiPriority w:val="22"/>
+    <w:qFormat/>
+    <w:rsid w:val="007D340D"/>
+    <w:rPr>
+      <w:b/>
+      <w:bCs/>
+    </w:rPr>
+  </w:style>
 </w:styles>
 </file>
 
